--- a/case study 1.docx
+++ b/case study 1.docx
@@ -2659,15 +2659,11 @@
         <w:pStyle w:val="Normal"/>
       </w:pPr>
       <w:r>
-        <w:rPr/>
-        <w:t xml:space="preserve">          </w:t>
-      </w:r>
-      <w:r>
         <w:drawing>
-          <wp:inline wp14:editId="7D27F04B" wp14:anchorId="613E0F9F">
-            <wp:extent cx="5469340" cy="4254978"/>
+          <wp:inline wp14:editId="59624469" wp14:anchorId="2AEBE6BB">
+            <wp:extent cx="5789427" cy="4333250"/>
             <wp:effectExtent l="0" t="0" r="0" b="0"/>
-            <wp:docPr id="1855689037" name="drawing"/>
+            <wp:docPr id="1081178928" name="drawing"/>
             <wp:cNvGraphicFramePr>
               <a:graphicFrameLocks noChangeAspect="1"/>
             </wp:cNvGraphicFramePr>
@@ -2675,17 +2671,18 @@
               <a:graphicData xmlns:a="http://schemas.openxmlformats.org/drawingml/2006/main" uri="http://schemas.openxmlformats.org/drawingml/2006/picture">
                 <pic:pic xmlns:pic="http://schemas.openxmlformats.org/drawingml/2006/picture">
                   <pic:nvPicPr>
-                    <pic:cNvPr id="1855689037" name="Picture 1855689037"/>
+                    <pic:cNvPr id="1037859421" name="Picture 1037859421"/>
                     <pic:cNvPicPr/>
                   </pic:nvPicPr>
                   <pic:blipFill>
-                    <a:blip xmlns:r="http://schemas.openxmlformats.org/officeDocument/2006/relationships" r:embed="rId1350636641">
+                    <a:blip xmlns:r="http://schemas.openxmlformats.org/officeDocument/2006/relationships" r:embed="rId564089753">
                       <a:extLst>
                         <a:ext uri="{28A0092B-C50C-407E-A947-70E740481C1C}">
                           <a14:useLocalDpi xmlns:a14="http://schemas.microsoft.com/office/drawing/2010/main"/>
                         </a:ext>
                       </a:extLst>
                     </a:blip>
+                    <a:srcRect l="0" t="910" r="0" b="0"/>
                     <a:stretch>
                       <a:fillRect/>
                     </a:stretch>
@@ -2693,7 +2690,7 @@
                   <pic:spPr>
                     <a:xfrm rot="0">
                       <a:off x="0" y="0"/>
-                      <a:ext cx="5469340" cy="4254978"/>
+                      <a:ext cx="5789427" cy="4333250"/>
                     </a:xfrm>
                     <a:prstGeom prst="rect">
                       <a:avLst/>
@@ -2705,6 +2702,10 @@
           </wp:inline>
         </w:drawing>
       </w:r>
+      <w:r>
+        <w:rPr/>
+        <w:t xml:space="preserve">          </w:t>
+      </w:r>
     </w:p>
     <w:p>
       <w:pPr>
@@ -2715,13 +2716,7 @@
         </w:numPr>
         <w:spacing w:before="0" w:beforeAutospacing="off" w:after="0" w:afterAutospacing="off"/>
         <w:jc w:val="both"/>
-        <w:rPr>
-          <w:rFonts w:ascii="Aptos" w:hAnsi="Aptos" w:eastAsia="Aptos" w:cs="Aptos"/>
-          <w:noProof w:val="0"/>
-          <w:sz w:val="24"/>
-          <w:szCs w:val="24"/>
-          <w:lang w:val="en-US"/>
-        </w:rPr>
+        <w:rPr/>
       </w:pPr>
       <w:r>
         <w:rPr>
@@ -2780,10 +2775,10 @@
       </w:r>
       <w:r>
         <w:drawing>
-          <wp:inline wp14:editId="3E83A720" wp14:anchorId="1336308F">
-            <wp:extent cx="5404487" cy="3927375"/>
-            <wp:effectExtent l="133350" t="114300" r="139065" b="149860"/>
-            <wp:docPr id="15911269" name="drawing"/>
+          <wp:inline wp14:editId="3F6FA2F4" wp14:anchorId="52F6FB49">
+            <wp:extent cx="5672142" cy="4403532"/>
+            <wp:effectExtent l="0" t="0" r="0" b="0"/>
+            <wp:docPr id="24607846" name="drawing"/>
             <wp:cNvGraphicFramePr>
               <a:graphicFrameLocks noChangeAspect="1"/>
             </wp:cNvGraphicFramePr>
@@ -2791,181 +2786,18 @@
               <a:graphicData xmlns:a="http://schemas.openxmlformats.org/drawingml/2006/main" uri="http://schemas.openxmlformats.org/drawingml/2006/picture">
                 <pic:pic xmlns:pic="http://schemas.openxmlformats.org/drawingml/2006/picture">
                   <pic:nvPicPr>
-                    <pic:cNvPr id="15911269" name="Picture 15911269"/>
+                    <pic:cNvPr id="24607846" name="Picture 24607846"/>
                     <pic:cNvPicPr/>
                   </pic:nvPicPr>
                   <pic:blipFill>
-                    <a:blip xmlns:r="http://schemas.openxmlformats.org/officeDocument/2006/relationships" r:embed="rId1013373876">
+                    <a:blip xmlns:r="http://schemas.openxmlformats.org/officeDocument/2006/relationships" r:embed="rId1776048176">
                       <a:extLst>
                         <a:ext uri="{28A0092B-C50C-407E-A947-70E740481C1C}">
                           <a14:useLocalDpi xmlns:a14="http://schemas.microsoft.com/office/drawing/2010/main"/>
                         </a:ext>
                       </a:extLst>
                     </a:blip>
-                    <a:srcRect/>
-                    <a:stretch>
-                      <a:fillRect/>
-                    </a:stretch>
-                  </pic:blipFill>
-                  <pic:spPr>
-                    <a:xfrm>
-                      <a:off x="0" y="0"/>
-                      <a:ext cx="5404487" cy="3927375"/>
-                    </a:xfrm>
-                    <a:prstGeom prst="rect">
-                      <a:avLst/>
-                    </a:prstGeom>
-                    <a:solidFill>
-                      <a:srgbClr val="FFFFFF">
-                        <a:shade val="85000"/>
-                      </a:srgbClr>
-                    </a:solidFill>
-                    <a:ln w="88900" cap="sq">
-                      <a:solidFill>
-                        <a:srgbClr val="FFFFFF"/>
-                      </a:solidFill>
-                      <a:miter lim="800000"/>
-                    </a:ln>
-                    <a:effectLst>
-                      <a:outerShdw blurRad="55000" dist="18000" dir="5400000" algn="tl" rotWithShape="0">
-                        <a:srgbClr val="000000">
-                          <a:alpha val="40000"/>
-                        </a:srgbClr>
-                      </a:outerShdw>
-                    </a:effectLst>
-                    <a:scene3d>
-                      <a:camera prst="orthographicFront"/>
-                      <a:lightRig rig="twoPt" dir="t">
-                        <a:rot lat="0" lon="0" rev="7200000"/>
-                      </a:lightRig>
-                    </a:scene3d>
-                    <a:sp3d>
-                      <a:bevelT w="25400" h="19050"/>
-                      <a:contourClr>
-                        <a:srgbClr val="FFFFFF"/>
-                      </a:contourClr>
-                    </a:sp3d>
-                  </pic:spPr>
-                </pic:pic>
-              </a:graphicData>
-            </a:graphic>
-          </wp:inline>
-        </w:drawing>
-      </w:r>
-    </w:p>
-    <w:p>
-      <w:pPr>
-        <w:pStyle w:val="ListParagraph"/>
-        <w:numPr>
-          <w:ilvl w:val="0"/>
-          <w:numId w:val="7"/>
-        </w:numPr>
-        <w:spacing w:before="0" w:beforeAutospacing="off" w:after="0" w:afterAutospacing="off"/>
-        <w:jc w:val="both"/>
-        <w:rPr>
-          <w:rFonts w:ascii="Aptos" w:hAnsi="Aptos" w:eastAsia="Aptos" w:cs="Aptos"/>
-          <w:noProof w:val="0"/>
-          <w:sz w:val="24"/>
-          <w:szCs w:val="24"/>
-          <w:lang w:val="en-US"/>
-        </w:rPr>
-      </w:pPr>
-      <w:r>
-        <w:rPr>
-          <w:rFonts w:ascii="Aptos" w:hAnsi="Aptos" w:eastAsia="Aptos" w:cs="Aptos"/>
-          <w:b w:val="1"/>
-          <w:bCs w:val="1"/>
-          <w:noProof w:val="0"/>
-          <w:sz w:val="24"/>
-          <w:szCs w:val="24"/>
-          <w:lang w:val="en-US"/>
-        </w:rPr>
-        <w:t>Finding:</w:t>
-      </w:r>
-      <w:r>
-        <w:rPr>
-          <w:rFonts w:ascii="Aptos" w:hAnsi="Aptos" w:eastAsia="Aptos" w:cs="Aptos"/>
-          <w:noProof w:val="0"/>
-          <w:sz w:val="24"/>
-          <w:szCs w:val="24"/>
-          <w:lang w:val="en-US"/>
-        </w:rPr>
-        <w:t xml:space="preserve"> Casual riders log significantly higher average trip lengths (nearly double) across all 7 days of the week, indicating leisure and recreational use. Members maintain short, consistent trip times.</w:t>
-      </w:r>
-    </w:p>
-    <w:p>
-      <w:pPr>
-        <w:jc w:val="left"/>
-      </w:pPr>
-    </w:p>
-    <w:p>
-      <w:pPr>
-        <w:pStyle w:val="Heading3"/>
-        <w:spacing w:before="281" w:beforeAutospacing="off" w:after="281" w:afterAutospacing="off"/>
-        <w:jc w:val="left"/>
-      </w:pPr>
-      <w:r>
-        <w:rPr>
-          <w:rFonts w:ascii="Aptos" w:hAnsi="Aptos" w:eastAsia="Aptos" w:cs="Aptos"/>
-          <w:b w:val="1"/>
-          <w:bCs w:val="1"/>
-          <w:noProof w:val="0"/>
-          <w:sz w:val="28"/>
-          <w:szCs w:val="28"/>
-          <w:lang w:val="en-US"/>
-        </w:rPr>
-        <w:t>3. Hourly Commute Trends (Peak Hours)</w:t>
-      </w:r>
-    </w:p>
-    <w:p>
-      <w:pPr>
-        <w:pStyle w:val="Normal"/>
-        <w:jc w:val="both"/>
-      </w:pPr>
-      <w:r>
-        <w:rPr/>
-        <w:t xml:space="preserve">    </w:t>
-      </w:r>
-      <w:r>
-        <w:rPr/>
-        <w:t xml:space="preserve"> </w:t>
-      </w:r>
-      <w:r>
-        <w:rPr/>
-        <w:t xml:space="preserve">   </w:t>
-      </w:r>
-      <w:r>
-        <w:rPr/>
-        <w:t xml:space="preserve"> </w:t>
-      </w:r>
-      <w:r>
-        <w:rPr/>
-        <w:t xml:space="preserve"> </w:t>
-      </w:r>
-      <w:r>
-        <w:drawing>
-          <wp:inline wp14:editId="42F2C99E" wp14:anchorId="3BA5947F">
-            <wp:extent cx="5431970" cy="4000149"/>
-            <wp:effectExtent l="0" t="0" r="0" b="0"/>
-            <wp:docPr id="1647797131" name="drawing"/>
-            <wp:cNvGraphicFramePr>
-              <a:graphicFrameLocks noChangeAspect="1"/>
-            </wp:cNvGraphicFramePr>
-            <a:graphic>
-              <a:graphicData xmlns:a="http://schemas.openxmlformats.org/drawingml/2006/main" uri="http://schemas.openxmlformats.org/drawingml/2006/picture">
-                <pic:pic xmlns:pic="http://schemas.openxmlformats.org/drawingml/2006/picture">
-                  <pic:nvPicPr>
-                    <pic:cNvPr id="1647797131" name="Picture 1647797131"/>
-                    <pic:cNvPicPr/>
-                  </pic:nvPicPr>
-                  <pic:blipFill>
-                    <a:blip xmlns:r="http://schemas.openxmlformats.org/officeDocument/2006/relationships" r:embed="rId1785205730">
-                      <a:extLst>
-                        <a:ext uri="{28A0092B-C50C-407E-A947-70E740481C1C}">
-                          <a14:useLocalDpi xmlns:a14="http://schemas.microsoft.com/office/drawing/2010/main"/>
-                        </a:ext>
-                      </a:extLst>
-                    </a:blip>
+                    <a:srcRect l="48967" t="0" r="0" b="0"/>
                     <a:stretch>
                       <a:fillRect/>
                     </a:stretch>
@@ -2973,7 +2805,7 @@
                   <pic:spPr>
                     <a:xfrm rot="0">
                       <a:off x="0" y="0"/>
-                      <a:ext cx="5431970" cy="4000149"/>
+                      <a:ext cx="5672142" cy="4403532"/>
                     </a:xfrm>
                     <a:prstGeom prst="rect">
                       <a:avLst/>
@@ -2991,7 +2823,7 @@
         <w:pStyle w:val="ListParagraph"/>
         <w:numPr>
           <w:ilvl w:val="0"/>
-          <w:numId w:val="8"/>
+          <w:numId w:val="7"/>
         </w:numPr>
         <w:spacing w:before="0" w:beforeAutospacing="off" w:after="0" w:afterAutospacing="off"/>
         <w:jc w:val="both"/>
@@ -3023,8 +2855,33 @@
           <w:szCs w:val="24"/>
           <w:lang w:val="en-US"/>
         </w:rPr>
-        <w:t xml:space="preserve"> Annual member volume spikes heavily at 8:00 AM and 5:00 PM, reflecting daily work commute patterns. Casual rider traffic rises steadily in the afternoon and peaks around 5:00 PM–6:00 PM.</w:t>
-      </w:r>
+        <w:t xml:space="preserve"> Casual riders log significantly higher average trip lengths (nearly double) across all 7 days of the week, indicating leisure and recreational use. Members maintain short, consistent trip times.</w:t>
+      </w:r>
+    </w:p>
+    <w:p>
+      <w:pPr>
+        <w:jc w:val="left"/>
+      </w:pPr>
+    </w:p>
+    <w:p>
+      <w:pPr>
+        <w:jc w:val="left"/>
+      </w:pPr>
+    </w:p>
+    <w:p>
+      <w:pPr>
+        <w:jc w:val="left"/>
+      </w:pPr>
+    </w:p>
+    <w:p>
+      <w:pPr>
+        <w:jc w:val="left"/>
+      </w:pPr>
+    </w:p>
+    <w:p>
+      <w:pPr>
+        <w:jc w:val="left"/>
+      </w:pPr>
     </w:p>
     <w:p>
       <w:pPr>
@@ -3047,23 +2904,20 @@
           <w:szCs w:val="28"/>
           <w:lang w:val="en-US"/>
         </w:rPr>
-        <w:t>4. Monthly &amp; Seasonal Trends</w:t>
-      </w:r>
-    </w:p>
-    <w:p>
-      <w:pPr>
-        <w:pStyle w:val="Normal"/>
-      </w:pPr>
-      <w:r>
-        <w:rPr/>
-        <w:t xml:space="preserve">      </w:t>
-      </w:r>
+        <w:t>3. Hourly Commute Trends (Peak Hours)</w:t>
+      </w:r>
+    </w:p>
+    <w:p>
+      <w:pPr>
+        <w:pStyle w:val="Normal"/>
+        <w:jc w:val="both"/>
+      </w:pPr>
       <w:r>
         <w:drawing>
-          <wp:inline wp14:editId="104CEFB0" wp14:anchorId="771D3013">
-            <wp:extent cx="5671041" cy="4149542"/>
+          <wp:inline wp14:editId="4E5210A9" wp14:anchorId="243E7F13">
+            <wp:extent cx="6028411" cy="4421397"/>
             <wp:effectExtent l="0" t="0" r="0" b="0"/>
-            <wp:docPr id="325564806" name="drawing"/>
+            <wp:docPr id="1762589395" name="drawing"/>
             <wp:cNvGraphicFramePr>
               <a:graphicFrameLocks noChangeAspect="1"/>
             </wp:cNvGraphicFramePr>
@@ -3071,17 +2925,18 @@
               <a:graphicData xmlns:a="http://schemas.openxmlformats.org/drawingml/2006/main" uri="http://schemas.openxmlformats.org/drawingml/2006/picture">
                 <pic:pic xmlns:pic="http://schemas.openxmlformats.org/drawingml/2006/picture">
                   <pic:nvPicPr>
-                    <pic:cNvPr id="325564806" name="Picture 325564806"/>
+                    <pic:cNvPr id="1762589395" name="Picture 1762589395"/>
                     <pic:cNvPicPr/>
                   </pic:nvPicPr>
                   <pic:blipFill>
-                    <a:blip xmlns:r="http://schemas.openxmlformats.org/officeDocument/2006/relationships" r:embed="rId1334175311">
+                    <a:blip xmlns:r="http://schemas.openxmlformats.org/officeDocument/2006/relationships" r:embed="rId1905477790">
                       <a:extLst>
                         <a:ext uri="{28A0092B-C50C-407E-A947-70E740481C1C}">
                           <a14:useLocalDpi xmlns:a14="http://schemas.microsoft.com/office/drawing/2010/main"/>
                         </a:ext>
                       </a:extLst>
                     </a:blip>
+                    <a:srcRect l="49679" t="0" r="0" b="0"/>
                     <a:stretch>
                       <a:fillRect/>
                     </a:stretch>
@@ -3089,7 +2944,7 @@
                   <pic:spPr>
                     <a:xfrm rot="0">
                       <a:off x="0" y="0"/>
-                      <a:ext cx="5671041" cy="4149542"/>
+                      <a:ext cx="6028411" cy="4421397"/>
                     </a:xfrm>
                     <a:prstGeom prst="rect">
                       <a:avLst/>
@@ -3107,6 +2962,123 @@
         <w:pStyle w:val="ListParagraph"/>
         <w:numPr>
           <w:ilvl w:val="0"/>
+          <w:numId w:val="8"/>
+        </w:numPr>
+        <w:spacing w:before="0" w:beforeAutospacing="off" w:after="0" w:afterAutospacing="off"/>
+        <w:jc w:val="both"/>
+        <w:rPr>
+          <w:rFonts w:ascii="Aptos" w:hAnsi="Aptos" w:eastAsia="Aptos" w:cs="Aptos"/>
+          <w:noProof w:val="0"/>
+          <w:sz w:val="24"/>
+          <w:szCs w:val="24"/>
+          <w:lang w:val="en-US"/>
+        </w:rPr>
+      </w:pPr>
+      <w:r>
+        <w:rPr>
+          <w:rFonts w:ascii="Aptos" w:hAnsi="Aptos" w:eastAsia="Aptos" w:cs="Aptos"/>
+          <w:b w:val="1"/>
+          <w:bCs w:val="1"/>
+          <w:noProof w:val="0"/>
+          <w:sz w:val="24"/>
+          <w:szCs w:val="24"/>
+          <w:lang w:val="en-US"/>
+        </w:rPr>
+        <w:t>Finding:</w:t>
+      </w:r>
+      <w:r>
+        <w:rPr>
+          <w:rFonts w:ascii="Aptos" w:hAnsi="Aptos" w:eastAsia="Aptos" w:cs="Aptos"/>
+          <w:noProof w:val="0"/>
+          <w:sz w:val="24"/>
+          <w:szCs w:val="24"/>
+          <w:lang w:val="en-US"/>
+        </w:rPr>
+        <w:t xml:space="preserve"> Annual member volume spikes heavily at 8:00 AM and 5:00 PM, reflecting daily work commute patterns. Casual rider traffic rises steadily in the afternoon and peaks around 5:00 PM–6:00 PM.</w:t>
+      </w:r>
+    </w:p>
+    <w:p>
+      <w:pPr>
+        <w:jc w:val="left"/>
+      </w:pPr>
+    </w:p>
+    <w:p>
+      <w:pPr>
+        <w:pStyle w:val="Heading3"/>
+        <w:spacing w:before="281" w:beforeAutospacing="off" w:after="281" w:afterAutospacing="off"/>
+        <w:jc w:val="left"/>
+      </w:pPr>
+      <w:r>
+        <w:rPr>
+          <w:rFonts w:ascii="Aptos" w:hAnsi="Aptos" w:eastAsia="Aptos" w:cs="Aptos"/>
+          <w:b w:val="1"/>
+          <w:bCs w:val="1"/>
+          <w:noProof w:val="0"/>
+          <w:sz w:val="28"/>
+          <w:szCs w:val="28"/>
+          <w:lang w:val="en-US"/>
+        </w:rPr>
+        <w:t>4. Monthly &amp; Seasonal Trends</w:t>
+      </w:r>
+    </w:p>
+    <w:p>
+      <w:pPr>
+        <w:pStyle w:val="Normal"/>
+      </w:pPr>
+      <w:r>
+        <w:rPr/>
+        <w:t xml:space="preserve">      </w:t>
+      </w:r>
+      <w:r>
+        <w:drawing>
+          <wp:inline wp14:editId="13903302" wp14:anchorId="50C04C39">
+            <wp:extent cx="5919281" cy="3958167"/>
+            <wp:effectExtent l="0" t="0" r="0" b="0"/>
+            <wp:docPr id="1049823659" name="drawing"/>
+            <wp:cNvGraphicFramePr>
+              <a:graphicFrameLocks noChangeAspect="1"/>
+            </wp:cNvGraphicFramePr>
+            <a:graphic>
+              <a:graphicData xmlns:a="http://schemas.openxmlformats.org/drawingml/2006/main" uri="http://schemas.openxmlformats.org/drawingml/2006/picture">
+                <pic:pic xmlns:pic="http://schemas.openxmlformats.org/drawingml/2006/picture">
+                  <pic:nvPicPr>
+                    <pic:cNvPr id="1049823659" name="Picture 1049823659"/>
+                    <pic:cNvPicPr/>
+                  </pic:nvPicPr>
+                  <pic:blipFill>
+                    <a:blip xmlns:r="http://schemas.openxmlformats.org/officeDocument/2006/relationships" r:embed="rId439605032">
+                      <a:extLst>
+                        <a:ext uri="{28A0092B-C50C-407E-A947-70E740481C1C}">
+                          <a14:useLocalDpi xmlns:a14="http://schemas.microsoft.com/office/drawing/2010/main"/>
+                        </a:ext>
+                      </a:extLst>
+                    </a:blip>
+                    <a:srcRect l="0" t="0" r="50035" b="0"/>
+                    <a:stretch>
+                      <a:fillRect/>
+                    </a:stretch>
+                  </pic:blipFill>
+                  <pic:spPr>
+                    <a:xfrm rot="0">
+                      <a:off x="0" y="0"/>
+                      <a:ext cx="5919281" cy="3958167"/>
+                    </a:xfrm>
+                    <a:prstGeom prst="rect">
+                      <a:avLst/>
+                    </a:prstGeom>
+                  </pic:spPr>
+                </pic:pic>
+              </a:graphicData>
+            </a:graphic>
+          </wp:inline>
+        </w:drawing>
+      </w:r>
+    </w:p>
+    <w:p>
+      <w:pPr>
+        <w:pStyle w:val="ListParagraph"/>
+        <w:numPr>
+          <w:ilvl w:val="0"/>
           <w:numId w:val="9"/>
         </w:numPr>
         <w:spacing w:before="0" w:beforeAutospacing="off" w:after="0" w:afterAutospacing="off"/>
@@ -3571,8 +3543,8 @@
       <w:pgMar w:top="1440" w:right="1440" w:bottom="1440" w:left="1440" w:header="720" w:footer="720" w:gutter="0"/>
       <w:cols w:space="720"/>
       <w:docGrid w:linePitch="360"/>
-      <w:headerReference w:type="default" r:id="R00c201caafd14f9c"/>
-      <w:footerReference w:type="default" r:id="R48154d59e17e4b95"/>
+      <w:headerReference w:type="default" r:id="Ra1144ce710b04fa7"/>
+      <w:footerReference w:type="default" r:id="R939f569d25a14905"/>
     </w:sectPr>
   </w:body>
 </w:document>
@@ -5496,7 +5468,7 @@
     <w:next w:val="Normal"/>
     <w:unhideWhenUsed/>
     <w:qFormat/>
-    <w:rsid w:val="51B055E8"/>
+    <w:rsid w:val="3E51B0A7"/>
     <w:rPr>
       <w:rFonts w:eastAsia="" w:cs="" w:eastAsiaTheme="majorEastAsia" w:cstheme="majorBidi"/>
       <w:color w:val="0F4761" w:themeColor="accent1" w:themeTint="FF" w:themeShade="BF"/>
@@ -5515,7 +5487,7 @@
     <w:name w:val="List Paragraph"/>
     <w:basedOn w:val="Normal"/>
     <w:qFormat/>
-    <w:rsid w:val="51B055E8"/>
+    <w:rsid w:val="3E51B0A7"/>
     <w:pPr>
       <w:spacing/>
       <w:ind w:left="720"/>
@@ -5529,7 +5501,7 @@
     <w:next w:val="Normal"/>
     <w:unhideWhenUsed/>
     <w:qFormat/>
-    <w:rsid w:val="51B055E8"/>
+    <w:rsid w:val="3E51B0A7"/>
     <w:rPr>
       <w:rFonts w:ascii="Aptos Display" w:hAnsi="Aptos Display" w:eastAsia="" w:cs="" w:asciiTheme="majorAscii" w:hAnsiTheme="majorAscii" w:eastAsiaTheme="majorEastAsia" w:cstheme="majorBidi"/>
       <w:color w:val="0F4761" w:themeColor="accent1" w:themeTint="FF" w:themeShade="BF"/>
@@ -5548,7 +5520,7 @@
     <w:name w:val="header"/>
     <w:basedOn w:val="Normal"/>
     <w:unhideWhenUsed/>
-    <w:rsid w:val="51B055E8"/>
+    <w:rsid w:val="3E51B0A7"/>
     <w:pPr>
       <w:tabs>
         <w:tab w:val="center" w:leader="none" w:pos="4680"/>
@@ -5562,7 +5534,7 @@
     <w:name w:val="footer"/>
     <w:basedOn w:val="Normal"/>
     <w:unhideWhenUsed/>
-    <w:rsid w:val="51B055E8"/>
+    <w:rsid w:val="3E51B0A7"/>
     <w:pPr>
       <w:tabs>
         <w:tab w:val="center" w:leader="none" w:pos="4680"/>
@@ -5577,7 +5549,7 @@
     <w:basedOn w:val="Normal"/>
     <w:next w:val="Normal"/>
     <w:qFormat/>
-    <w:rsid w:val="51B055E8"/>
+    <w:rsid w:val="3E51B0A7"/>
     <w:rPr>
       <w:rFonts w:ascii="Aptos Display" w:hAnsi="Aptos Display" w:eastAsia="" w:cs="" w:asciiTheme="majorAscii" w:hAnsiTheme="majorAscii" w:eastAsiaTheme="majorEastAsia" w:cstheme="majorBidi"/>
       <w:color w:val="0F4761" w:themeColor="accent1" w:themeTint="FF" w:themeShade="BF"/>
